--- a/Bachelorarbeit.docx
+++ b/Bachelorarbeit.docx
@@ -3,8 +3,670 @@
 <w:document xmlns:wpc="http://schemas.microsoft.com/office/word/2010/wordprocessingCanvas" xmlns:cx="http://schemas.microsoft.com/office/drawing/2014/chartex" xmlns:cx1="http://schemas.microsoft.com/office/drawing/2015/9/8/chartex" xmlns:cx2="http://schemas.microsoft.com/office/drawing/2015/10/21/chartex" xmlns:cx3="http://schemas.microsoft.com/office/drawing/2016/5/9/chartex" xmlns:cx4="http://schemas.microsoft.com/office/drawing/2016/5/10/chartex" xmlns:cx5="http://schemas.microsoft.com/office/drawing/2016/5/11/chartex" xmlns:cx6="http://schemas.microsoft.com/office/drawing/2016/5/12/chartex" xmlns:cx7="http://schemas.microsoft.com/office/drawing/2016/5/13/chartex" xmlns:cx8="http://schemas.microsoft.com/office/drawing/2016/5/14/chartex" xmlns:mc="http://schemas.openxmlformats.org/markup-compatibility/2006" xmlns:aink="http://schemas.microsoft.com/office/drawing/2016/ink" xmlns:am3d="http://schemas.microsoft.com/office/drawing/2017/model3d" xmlns:o="urn:schemas-microsoft-com:office:office" xmlns:oel="http://schemas.microsoft.com/office/2019/extlst" xmlns:r="http://schemas.openxmlformats.org/officeDocument/2006/relationships" xmlns:m="http://schemas.openxmlformats.org/officeDocument/2006/math" xmlns:v="urn:schemas-microsoft-com:vml" xmlns:wp14="http://schemas.microsoft.com/office/word/2010/wordprocessingDrawing" xmlns:wp="http://schemas.openxmlformats.org/drawingml/2006/wordprocessingDrawing" xmlns:w10="urn:schemas-microsoft-com:office:word" xmlns:w="http://schemas.openxmlformats.org/wordprocessingml/2006/main" xmlns:w14="http://schemas.microsoft.com/office/word/2010/wordml" xmlns:w15="http://schemas.microsoft.com/office/word/2012/wordml" xmlns:w16cex="http://schemas.microsoft.com/office/word/2018/wordml/cex" xmlns:w16cid="http://schemas.microsoft.com/office/word/2016/wordml/cid" xmlns:w16="http://schemas.microsoft.com/office/word/2018/wordml" xmlns:w16du="http://schemas.microsoft.com/office/word/2023/wordml/word16du" xmlns:w16sdtdh="http://schemas.microsoft.com/office/word/2020/wordml/sdtdatahash" xmlns:w16sdtfl="http://schemas.microsoft.com/office/word/2024/wordml/sdtformatlock" xmlns:w16se="http://schemas.microsoft.com/office/word/2015/wordml/symex" xmlns:wpg="http://schemas.microsoft.com/office/word/2010/wordprocessingGroup" xmlns:wpi="http://schemas.microsoft.com/office/word/2010/wordprocessingInk" xmlns:wne="http://schemas.microsoft.com/office/word/2006/wordml" xmlns:wps="http://schemas.microsoft.com/office/word/2010/wordprocessingShape" mc:Ignorable="w14 w15 w16se w16cid w16 w16cex w16sdtdh w16sdtfl w16du wp14">
   <w:body>
     <w:p>
-      <w:r>
-        <w:t>Bachelorarbeit</w:t>
+      <w:proofErr w:type="spellStart"/>
+      <w:r>
+        <w:t>Gliederung</w:t>
+      </w:r>
+      <w:r>
+        <w:t>s</w:t>
+      </w:r>
+      <w:proofErr w:type="spellEnd"/>
+    </w:p>
+    <w:p>
+      <w:pPr>
+        <w:pStyle w:val="Listenabsatz"/>
+        <w:numPr>
+          <w:ilvl w:val="0"/>
+          <w:numId w:val="1"/>
+        </w:numPr>
+      </w:pPr>
+      <w:r>
+        <w:t>Einleitung</w:t>
+      </w:r>
+    </w:p>
+    <w:p>
+      <w:pPr>
+        <w:pStyle w:val="Listenabsatz"/>
+        <w:numPr>
+          <w:ilvl w:val="0"/>
+          <w:numId w:val="1"/>
+        </w:numPr>
+      </w:pPr>
+      <w:r>
+        <w:t>Theorie</w:t>
+      </w:r>
+    </w:p>
+    <w:p>
+      <w:pPr>
+        <w:pStyle w:val="Listenabsatz"/>
+        <w:numPr>
+          <w:ilvl w:val="1"/>
+          <w:numId w:val="1"/>
+        </w:numPr>
+      </w:pPr>
+      <w:r>
+        <w:t>Vorstellung 77GHz FMCW Digital Radar</w:t>
+      </w:r>
+    </w:p>
+    <w:p>
+      <w:pPr>
+        <w:pStyle w:val="Listenabsatz"/>
+        <w:numPr>
+          <w:ilvl w:val="2"/>
+          <w:numId w:val="1"/>
+        </w:numPr>
+      </w:pPr>
+      <w:r>
+        <w:t>PLL</w:t>
+      </w:r>
+    </w:p>
+    <w:p>
+      <w:pPr>
+        <w:pStyle w:val="Listenabsatz"/>
+        <w:numPr>
+          <w:ilvl w:val="3"/>
+          <w:numId w:val="1"/>
+        </w:numPr>
+      </w:pPr>
+      <w:r>
+        <w:t>Allgemeines zur PLL (</w:t>
+      </w:r>
+      <w:r>
+        <w:rPr>
+          <w:color w:val="EE0000"/>
+        </w:rPr>
+        <w:t>Was ist das, wofür braucht man, welche Bausteine, Allgemeine Formeln und wichtige Kenngrößen (</w:t>
+      </w:r>
+      <w:proofErr w:type="spellStart"/>
+      <w:r>
+        <w:rPr>
+          <w:color w:val="EE0000"/>
+        </w:rPr>
+        <w:t>Phasemargin</w:t>
+      </w:r>
+      <w:proofErr w:type="spellEnd"/>
+      <w:proofErr w:type="gramStart"/>
+      <w:r>
+        <w:rPr>
+          <w:color w:val="EE0000"/>
+        </w:rPr>
+        <w:t>, )</w:t>
+      </w:r>
+      <w:proofErr w:type="gramEnd"/>
+      <w:r>
+        <w:rPr>
+          <w:color w:val="EE0000"/>
+        </w:rPr>
+        <w:t>)</w:t>
+      </w:r>
+    </w:p>
+    <w:p>
+      <w:pPr>
+        <w:pStyle w:val="Listenabsatz"/>
+        <w:numPr>
+          <w:ilvl w:val="3"/>
+          <w:numId w:val="1"/>
+        </w:numPr>
+      </w:pPr>
+      <w:r>
+        <w:t>Auslegung der PLL (</w:t>
+      </w:r>
+      <w:r>
+        <w:rPr>
+          <w:color w:val="EE0000"/>
+        </w:rPr>
+        <w:t xml:space="preserve">welche Bauteile und warum, </w:t>
+      </w:r>
+      <w:proofErr w:type="spellStart"/>
+      <w:r>
+        <w:rPr>
+          <w:color w:val="EE0000"/>
+        </w:rPr>
+        <w:t>ADISimPll</w:t>
+      </w:r>
+      <w:proofErr w:type="spellEnd"/>
+      <w:r>
+        <w:t>)</w:t>
+      </w:r>
+    </w:p>
+    <w:p>
+      <w:pPr>
+        <w:pStyle w:val="Listenabsatz"/>
+        <w:numPr>
+          <w:ilvl w:val="4"/>
+          <w:numId w:val="1"/>
+        </w:numPr>
+      </w:pPr>
+      <w:r>
+        <w:t>PLL ADF4169</w:t>
+      </w:r>
+      <w:r>
+        <w:t xml:space="preserve"> (</w:t>
+      </w:r>
+      <w:r>
+        <w:rPr>
+          <w:color w:val="EE0000"/>
+        </w:rPr>
+        <w:t>Vergleich Bauteile)</w:t>
+      </w:r>
+    </w:p>
+    <w:p>
+      <w:pPr>
+        <w:pStyle w:val="Listenabsatz"/>
+        <w:numPr>
+          <w:ilvl w:val="4"/>
+          <w:numId w:val="1"/>
+        </w:numPr>
+      </w:pPr>
+      <w:r>
+        <w:t>Loopfilter mit AD8065</w:t>
+      </w:r>
+      <w:r>
+        <w:t xml:space="preserve"> </w:t>
+      </w:r>
+      <w:r>
+        <w:rPr>
+          <w:color w:val="EE0000"/>
+        </w:rPr>
+        <w:t xml:space="preserve">(Vergleich OPVs und </w:t>
+      </w:r>
+      <w:proofErr w:type="spellStart"/>
+      <w:r>
+        <w:rPr>
+          <w:color w:val="EE0000"/>
+        </w:rPr>
+        <w:t>ADISimPll</w:t>
+      </w:r>
+      <w:proofErr w:type="spellEnd"/>
+      <w:r>
+        <w:rPr>
+          <w:color w:val="EE0000"/>
+        </w:rPr>
+        <w:t>)</w:t>
+      </w:r>
+    </w:p>
+    <w:p>
+      <w:pPr>
+        <w:pStyle w:val="Listenabsatz"/>
+        <w:numPr>
+          <w:ilvl w:val="4"/>
+          <w:numId w:val="1"/>
+        </w:numPr>
+      </w:pPr>
+      <w:r>
+        <w:t>VCO HMC8364</w:t>
+      </w:r>
+      <w:r>
+        <w:t xml:space="preserve"> </w:t>
+      </w:r>
+      <w:r>
+        <w:t>(</w:t>
+      </w:r>
+      <w:r>
+        <w:rPr>
+          <w:color w:val="EE0000"/>
+        </w:rPr>
+        <w:t>Vergleich Bauteile)</w:t>
+      </w:r>
+    </w:p>
+    <w:p>
+      <w:pPr>
+        <w:pStyle w:val="Listenabsatz"/>
+        <w:numPr>
+          <w:ilvl w:val="4"/>
+          <w:numId w:val="1"/>
+        </w:numPr>
+      </w:pPr>
+      <w:proofErr w:type="spellStart"/>
+      <w:r>
+        <w:t>Prescaler</w:t>
+      </w:r>
+      <w:proofErr w:type="spellEnd"/>
+      <w:r>
+        <w:t xml:space="preserve"> HMC862A</w:t>
+      </w:r>
+      <w:r>
+        <w:t xml:space="preserve"> </w:t>
+      </w:r>
+      <w:r>
+        <w:t>(</w:t>
+      </w:r>
+      <w:r>
+        <w:rPr>
+          <w:color w:val="EE0000"/>
+        </w:rPr>
+        <w:t>Vergleich Bauteile)</w:t>
+      </w:r>
+    </w:p>
+    <w:p>
+      <w:pPr>
+        <w:pStyle w:val="Listenabsatz"/>
+        <w:numPr>
+          <w:ilvl w:val="4"/>
+          <w:numId w:val="1"/>
+        </w:numPr>
+        <w:rPr>
+          <w:lang w:val="en-US"/>
+        </w:rPr>
+      </w:pPr>
+      <w:r>
+        <w:rPr>
+          <w:lang w:val="en-US"/>
+        </w:rPr>
+        <w:t xml:space="preserve">20GHz LO-Signal Generation und Feedback </w:t>
+      </w:r>
+      <w:proofErr w:type="spellStart"/>
+      <w:r>
+        <w:rPr>
+          <w:lang w:val="en-US"/>
+        </w:rPr>
+        <w:t>mittels</w:t>
+      </w:r>
+      <w:proofErr w:type="spellEnd"/>
+      <w:r>
+        <w:rPr>
+          <w:lang w:val="en-US"/>
+        </w:rPr>
+        <w:t xml:space="preserve"> Wilkinson </w:t>
+      </w:r>
+      <w:proofErr w:type="spellStart"/>
+      <w:r>
+        <w:rPr>
+          <w:lang w:val="en-US"/>
+        </w:rPr>
+        <w:t>Powerdivider</w:t>
+      </w:r>
+      <w:proofErr w:type="spellEnd"/>
+      <w:r>
+        <w:rPr>
+          <w:lang w:val="en-US"/>
+        </w:rPr>
+        <w:t xml:space="preserve"> (</w:t>
+      </w:r>
+      <w:r>
+        <w:rPr>
+          <w:color w:val="EE0000"/>
+          <w:lang w:val="en-US"/>
+        </w:rPr>
+        <w:t>Simulation in CST</w:t>
+      </w:r>
+      <w:r>
+        <w:rPr>
+          <w:lang w:val="en-US"/>
+        </w:rPr>
+        <w:t>)</w:t>
+      </w:r>
+    </w:p>
+    <w:p>
+      <w:pPr>
+        <w:pStyle w:val="Listenabsatz"/>
+        <w:numPr>
+          <w:ilvl w:val="3"/>
+          <w:numId w:val="1"/>
+        </w:numPr>
+      </w:pPr>
+      <w:r>
+        <w:t>Pegelplan nur von PLL</w:t>
+      </w:r>
+    </w:p>
+    <w:p>
+      <w:pPr>
+        <w:pStyle w:val="Listenabsatz"/>
+        <w:numPr>
+          <w:ilvl w:val="2"/>
+          <w:numId w:val="1"/>
+        </w:numPr>
+      </w:pPr>
+      <w:r>
+        <w:t xml:space="preserve">RX und </w:t>
+      </w:r>
+      <w:proofErr w:type="gramStart"/>
+      <w:r>
+        <w:t>TX Chips</w:t>
+      </w:r>
+      <w:proofErr w:type="gramEnd"/>
+      <w:r>
+        <w:t xml:space="preserve"> von RUB</w:t>
+      </w:r>
+    </w:p>
+    <w:p>
+      <w:pPr>
+        <w:pStyle w:val="Listenabsatz"/>
+        <w:numPr>
+          <w:ilvl w:val="3"/>
+          <w:numId w:val="1"/>
+        </w:numPr>
+      </w:pPr>
+      <w:r>
+        <w:t>Innerer Aufbau</w:t>
+      </w:r>
+    </w:p>
+    <w:p>
+      <w:pPr>
+        <w:pStyle w:val="Listenabsatz"/>
+        <w:numPr>
+          <w:ilvl w:val="3"/>
+          <w:numId w:val="1"/>
+        </w:numPr>
+      </w:pPr>
+      <w:r>
+        <w:t xml:space="preserve">Datenblatt </w:t>
+      </w:r>
+      <w:proofErr w:type="spellStart"/>
+      <w:r>
+        <w:t>Specs</w:t>
+      </w:r>
+      <w:proofErr w:type="spellEnd"/>
+    </w:p>
+    <w:p>
+      <w:pPr>
+        <w:pStyle w:val="Listenabsatz"/>
+        <w:numPr>
+          <w:ilvl w:val="3"/>
+          <w:numId w:val="1"/>
+        </w:numPr>
+      </w:pPr>
+      <w:proofErr w:type="spellStart"/>
+      <w:r>
+        <w:t>Wirebonding</w:t>
+      </w:r>
+      <w:proofErr w:type="spellEnd"/>
+      <w:r>
+        <w:t xml:space="preserve"> Theorie</w:t>
+      </w:r>
+    </w:p>
+    <w:p>
+      <w:pPr>
+        <w:pStyle w:val="Listenabsatz"/>
+        <w:numPr>
+          <w:ilvl w:val="2"/>
+          <w:numId w:val="1"/>
+        </w:numPr>
+      </w:pPr>
+      <w:proofErr w:type="spellStart"/>
+      <w:r>
+        <w:t>Powersupply</w:t>
+      </w:r>
+      <w:proofErr w:type="spellEnd"/>
+    </w:p>
+    <w:p>
+      <w:pPr>
+        <w:pStyle w:val="Listenabsatz"/>
+        <w:numPr>
+          <w:ilvl w:val="2"/>
+          <w:numId w:val="1"/>
+        </w:numPr>
+      </w:pPr>
+      <w:r>
+        <w:t>MCU mit Code</w:t>
+      </w:r>
+    </w:p>
+    <w:p>
+      <w:pPr>
+        <w:pStyle w:val="Listenabsatz"/>
+        <w:numPr>
+          <w:ilvl w:val="0"/>
+          <w:numId w:val="1"/>
+        </w:numPr>
+      </w:pPr>
+      <w:r>
+        <w:t>Platinen Layout</w:t>
+      </w:r>
+    </w:p>
+    <w:p>
+      <w:pPr>
+        <w:pStyle w:val="Listenabsatz"/>
+        <w:numPr>
+          <w:ilvl w:val="1"/>
+          <w:numId w:val="1"/>
+        </w:numPr>
+      </w:pPr>
+      <w:proofErr w:type="spellStart"/>
+      <w:r>
+        <w:t>Layerstack</w:t>
+      </w:r>
+      <w:proofErr w:type="spellEnd"/>
+      <w:r>
+        <w:t xml:space="preserve"> (Warum unter Signal Plane, </w:t>
+      </w:r>
+      <w:proofErr w:type="gramStart"/>
+      <w:r>
+        <w:t>GND Plane</w:t>
+      </w:r>
+      <w:proofErr w:type="gramEnd"/>
+      <w:r>
+        <w:t xml:space="preserve"> sein muss </w:t>
+      </w:r>
+      <w:proofErr w:type="spellStart"/>
+      <w:r>
+        <w:t>usw</w:t>
+      </w:r>
+      <w:proofErr w:type="spellEnd"/>
+      <w:r>
+        <w:t>)</w:t>
+      </w:r>
+    </w:p>
+    <w:p>
+      <w:pPr>
+        <w:pStyle w:val="Listenabsatz"/>
+        <w:numPr>
+          <w:ilvl w:val="1"/>
+          <w:numId w:val="1"/>
+        </w:numPr>
+      </w:pPr>
+      <w:r>
+        <w:t xml:space="preserve">Wichtige </w:t>
+      </w:r>
+      <w:proofErr w:type="gramStart"/>
+      <w:r>
+        <w:t>HF Design</w:t>
+      </w:r>
+      <w:proofErr w:type="gramEnd"/>
+      <w:r>
+        <w:t xml:space="preserve"> </w:t>
+      </w:r>
+      <w:proofErr w:type="gramStart"/>
+      <w:r>
+        <w:t xml:space="preserve">Rules  </w:t>
+      </w:r>
+      <w:r>
+        <w:rPr>
+          <w:color w:val="EE0000"/>
+        </w:rPr>
+        <w:t>(</w:t>
+      </w:r>
+      <w:proofErr w:type="gramEnd"/>
+      <w:r>
+        <w:rPr>
+          <w:color w:val="EE0000"/>
+        </w:rPr>
+        <w:t>50Ohm SE, CPWG, Differentiell, Symmetrie,</w:t>
+      </w:r>
+      <w:r>
+        <w:rPr>
+          <w:color w:val="EE0000"/>
+        </w:rPr>
+        <w:t xml:space="preserve"> </w:t>
+      </w:r>
+      <w:r>
+        <w:t xml:space="preserve">gleichlange Traces, warum </w:t>
+      </w:r>
+      <w:proofErr w:type="spellStart"/>
+      <w:r>
+        <w:t>Balun</w:t>
+      </w:r>
+      <w:proofErr w:type="spellEnd"/>
+      <w:r>
+        <w:t xml:space="preserve"> nah am RX und </w:t>
+      </w:r>
+      <w:proofErr w:type="spellStart"/>
+      <w:r>
+        <w:t>Tx</w:t>
+      </w:r>
+      <w:proofErr w:type="spellEnd"/>
+      <w:r>
+        <w:t xml:space="preserve"> Chip sein muss)</w:t>
+      </w:r>
+    </w:p>
+    <w:p>
+      <w:pPr>
+        <w:pStyle w:val="Listenabsatz"/>
+        <w:numPr>
+          <w:ilvl w:val="1"/>
+          <w:numId w:val="1"/>
+        </w:numPr>
+        <w:rPr>
+          <w:lang w:val="en-US"/>
+        </w:rPr>
+      </w:pPr>
+      <w:r>
+        <w:rPr>
+          <w:lang w:val="en-US"/>
+        </w:rPr>
+        <w:t xml:space="preserve">SMA Connector und GSG </w:t>
+      </w:r>
+      <w:r>
+        <w:rPr>
+          <w:lang w:val="en-US"/>
+        </w:rPr>
+        <w:t>Pads</w:t>
+      </w:r>
+    </w:p>
+    <w:p>
+      <w:pPr>
+        <w:pStyle w:val="Listenabsatz"/>
+        <w:numPr>
+          <w:ilvl w:val="0"/>
+          <w:numId w:val="1"/>
+        </w:numPr>
+      </w:pPr>
+      <w:r>
+        <w:t>Inbetriebnahme der Platine</w:t>
+      </w:r>
+    </w:p>
+    <w:p>
+      <w:pPr>
+        <w:pStyle w:val="Listenabsatz"/>
+        <w:numPr>
+          <w:ilvl w:val="1"/>
+          <w:numId w:val="1"/>
+        </w:numPr>
+      </w:pPr>
+      <w:r>
+        <w:t xml:space="preserve">Bestellung der Platine </w:t>
+      </w:r>
+      <w:r>
+        <w:t xml:space="preserve">und Bauteile </w:t>
+      </w:r>
+      <w:r>
+        <w:rPr>
+          <w:color w:val="EE0000"/>
+        </w:rPr>
+        <w:t>(</w:t>
+      </w:r>
+      <w:proofErr w:type="spellStart"/>
+      <w:r>
+        <w:rPr>
+          <w:color w:val="EE0000"/>
+        </w:rPr>
+        <w:t>Eurocircuits</w:t>
+      </w:r>
+      <w:proofErr w:type="spellEnd"/>
+      <w:r>
+        <w:rPr>
+          <w:color w:val="EE0000"/>
+        </w:rPr>
+        <w:t xml:space="preserve"> und </w:t>
+      </w:r>
+      <w:r>
+        <w:rPr>
+          <w:color w:val="EE0000"/>
+        </w:rPr>
+        <w:t xml:space="preserve">Mouser) </w:t>
+      </w:r>
+    </w:p>
+    <w:p>
+      <w:pPr>
+        <w:pStyle w:val="Listenabsatz"/>
+        <w:numPr>
+          <w:ilvl w:val="1"/>
+          <w:numId w:val="1"/>
+        </w:numPr>
+      </w:pPr>
+      <w:r>
+        <w:t xml:space="preserve">Bestückung </w:t>
+      </w:r>
+      <w:r>
+        <w:t>und Lötvorgang (</w:t>
+      </w:r>
+      <w:r>
+        <w:t xml:space="preserve">mit Pick and Place Maschine und </w:t>
+      </w:r>
+      <w:proofErr w:type="spellStart"/>
+      <w:r>
+        <w:t>Reflowofen</w:t>
+      </w:r>
+      <w:proofErr w:type="spellEnd"/>
+      <w:r>
+        <w:t>)</w:t>
+      </w:r>
+    </w:p>
+    <w:p>
+      <w:pPr>
+        <w:pStyle w:val="Listenabsatz"/>
+        <w:numPr>
+          <w:ilvl w:val="1"/>
+          <w:numId w:val="1"/>
+        </w:numPr>
+      </w:pPr>
+      <w:r>
+        <w:t xml:space="preserve">Wire Bonding des RX und </w:t>
+      </w:r>
+      <w:proofErr w:type="gramStart"/>
+      <w:r>
+        <w:t>TX Chips</w:t>
+      </w:r>
+      <w:proofErr w:type="gramEnd"/>
+    </w:p>
+    <w:p>
+      <w:pPr>
+        <w:pStyle w:val="Listenabsatz"/>
+        <w:numPr>
+          <w:ilvl w:val="1"/>
+          <w:numId w:val="1"/>
+        </w:numPr>
+      </w:pPr>
+      <w:proofErr w:type="spellStart"/>
+      <w:r>
+        <w:t>Flashen</w:t>
+      </w:r>
+      <w:proofErr w:type="spellEnd"/>
+      <w:r>
+        <w:t xml:space="preserve"> der MCU</w:t>
+      </w:r>
+    </w:p>
+    <w:p>
+      <w:pPr>
+        <w:pStyle w:val="Listenabsatz"/>
+        <w:numPr>
+          <w:ilvl w:val="0"/>
+          <w:numId w:val="1"/>
+        </w:numPr>
+      </w:pPr>
+      <w:r>
+        <w:t xml:space="preserve">Messung der Platine </w:t>
+      </w:r>
+    </w:p>
+    <w:p>
+      <w:pPr>
+        <w:pStyle w:val="Listenabsatz"/>
+        <w:numPr>
+          <w:ilvl w:val="0"/>
+          <w:numId w:val="1"/>
+        </w:numPr>
+      </w:pPr>
+      <w:r>
+        <w:t>Fazit</w:t>
       </w:r>
     </w:p>
     <w:sectPr>
@@ -15,6 +677,103 @@
     </w:sectPr>
   </w:body>
 </w:document>
+</file>
+
+<file path=word/numbering.xml><?xml version="1.0" encoding="utf-8"?>
+<w:numbering xmlns:wpc="http://schemas.microsoft.com/office/word/2010/wordprocessingCanvas" xmlns:cx="http://schemas.microsoft.com/office/drawing/2014/chartex" xmlns:cx1="http://schemas.microsoft.com/office/drawing/2015/9/8/chartex" xmlns:cx2="http://schemas.microsoft.com/office/drawing/2015/10/21/chartex" xmlns:cx3="http://schemas.microsoft.com/office/drawing/2016/5/9/chartex" xmlns:cx4="http://schemas.microsoft.com/office/drawing/2016/5/10/chartex" xmlns:cx5="http://schemas.microsoft.com/office/drawing/2016/5/11/chartex" xmlns:cx6="http://schemas.microsoft.com/office/drawing/2016/5/12/chartex" xmlns:cx7="http://schemas.microsoft.com/office/drawing/2016/5/13/chartex" xmlns:cx8="http://schemas.microsoft.com/office/drawing/2016/5/14/chartex" xmlns:mc="http://schemas.openxmlformats.org/markup-compatibility/2006" xmlns:aink="http://schemas.microsoft.com/office/drawing/2016/ink" xmlns:am3d="http://schemas.microsoft.com/office/drawing/2017/model3d" xmlns:o="urn:schemas-microsoft-com:office:office" xmlns:oel="http://schemas.microsoft.com/office/2019/extlst" xmlns:r="http://schemas.openxmlformats.org/officeDocument/2006/relationships" xmlns:m="http://schemas.openxmlformats.org/officeDocument/2006/math" xmlns:v="urn:schemas-microsoft-com:vml" xmlns:wp14="http://schemas.microsoft.com/office/word/2010/wordprocessingDrawing" xmlns:wp="http://schemas.openxmlformats.org/drawingml/2006/wordprocessingDrawing" xmlns:w10="urn:schemas-microsoft-com:office:word" xmlns:w="http://schemas.openxmlformats.org/wordprocessingml/2006/main" xmlns:w14="http://schemas.microsoft.com/office/word/2010/wordml" xmlns:w15="http://schemas.microsoft.com/office/word/2012/wordml" xmlns:w16cex="http://schemas.microsoft.com/office/word/2018/wordml/cex" xmlns:w16cid="http://schemas.microsoft.com/office/word/2016/wordml/cid" xmlns:w16="http://schemas.microsoft.com/office/word/2018/wordml" xmlns:w16du="http://schemas.microsoft.com/office/word/2023/wordml/word16du" xmlns:w16sdtdh="http://schemas.microsoft.com/office/word/2020/wordml/sdtdatahash" xmlns:w16sdtfl="http://schemas.microsoft.com/office/word/2024/wordml/sdtformatlock" xmlns:w16se="http://schemas.microsoft.com/office/word/2015/wordml/symex" xmlns:wpg="http://schemas.microsoft.com/office/word/2010/wordprocessingGroup" xmlns:wpi="http://schemas.microsoft.com/office/word/2010/wordprocessingInk" xmlns:wne="http://schemas.microsoft.com/office/word/2006/wordml" xmlns:wps="http://schemas.microsoft.com/office/word/2010/wordprocessingShape" mc:Ignorable="w14 w15 w16se w16cid w16 w16cex w16sdtdh w16sdtfl w16du wp14">
+  <w:abstractNum w:abstractNumId="0" w15:restartNumberingAfterBreak="0">
+    <w:nsid w:val="20F92CA0"/>
+    <w:multiLevelType w:val="hybridMultilevel"/>
+    <w:tmpl w:val="4A5885AE"/>
+    <w:lvl w:ilvl="0" w:tplc="0407000F">
+      <w:start w:val="1"/>
+      <w:numFmt w:val="decimal"/>
+      <w:lvlText w:val="%1."/>
+      <w:lvlJc w:val="left"/>
+      <w:pPr>
+        <w:ind w:left="720" w:hanging="360"/>
+      </w:pPr>
+      <w:rPr>
+        <w:rFonts w:hint="default"/>
+      </w:rPr>
+    </w:lvl>
+    <w:lvl w:ilvl="1" w:tplc="04070019">
+      <w:start w:val="1"/>
+      <w:numFmt w:val="lowerLetter"/>
+      <w:lvlText w:val="%2."/>
+      <w:lvlJc w:val="left"/>
+      <w:pPr>
+        <w:ind w:left="1440" w:hanging="360"/>
+      </w:pPr>
+    </w:lvl>
+    <w:lvl w:ilvl="2" w:tplc="0407001B">
+      <w:start w:val="1"/>
+      <w:numFmt w:val="lowerRoman"/>
+      <w:lvlText w:val="%3."/>
+      <w:lvlJc w:val="right"/>
+      <w:pPr>
+        <w:ind w:left="2160" w:hanging="180"/>
+      </w:pPr>
+    </w:lvl>
+    <w:lvl w:ilvl="3" w:tplc="0407000F">
+      <w:start w:val="1"/>
+      <w:numFmt w:val="decimal"/>
+      <w:lvlText w:val="%4."/>
+      <w:lvlJc w:val="left"/>
+      <w:pPr>
+        <w:ind w:left="2880" w:hanging="360"/>
+      </w:pPr>
+    </w:lvl>
+    <w:lvl w:ilvl="4" w:tplc="04070019">
+      <w:start w:val="1"/>
+      <w:numFmt w:val="lowerLetter"/>
+      <w:lvlText w:val="%5."/>
+      <w:lvlJc w:val="left"/>
+      <w:pPr>
+        <w:ind w:left="3600" w:hanging="360"/>
+      </w:pPr>
+    </w:lvl>
+    <w:lvl w:ilvl="5" w:tplc="0407001B" w:tentative="1">
+      <w:start w:val="1"/>
+      <w:numFmt w:val="lowerRoman"/>
+      <w:lvlText w:val="%6."/>
+      <w:lvlJc w:val="right"/>
+      <w:pPr>
+        <w:ind w:left="4320" w:hanging="180"/>
+      </w:pPr>
+    </w:lvl>
+    <w:lvl w:ilvl="6" w:tplc="0407000F" w:tentative="1">
+      <w:start w:val="1"/>
+      <w:numFmt w:val="decimal"/>
+      <w:lvlText w:val="%7."/>
+      <w:lvlJc w:val="left"/>
+      <w:pPr>
+        <w:ind w:left="5040" w:hanging="360"/>
+      </w:pPr>
+    </w:lvl>
+    <w:lvl w:ilvl="7" w:tplc="04070019" w:tentative="1">
+      <w:start w:val="1"/>
+      <w:numFmt w:val="lowerLetter"/>
+      <w:lvlText w:val="%8."/>
+      <w:lvlJc w:val="left"/>
+      <w:pPr>
+        <w:ind w:left="5760" w:hanging="360"/>
+      </w:pPr>
+    </w:lvl>
+    <w:lvl w:ilvl="8" w:tplc="0407001B" w:tentative="1">
+      <w:start w:val="1"/>
+      <w:numFmt w:val="lowerRoman"/>
+      <w:lvlText w:val="%9."/>
+      <w:lvlJc w:val="right"/>
+      <w:pPr>
+        <w:ind w:left="6480" w:hanging="180"/>
+      </w:pPr>
+    </w:lvl>
+  </w:abstractNum>
+  <w:num w:numId="1" w16cid:durableId="335040431">
+    <w:abstractNumId w:val="0"/>
+  </w:num>
+</w:numbering>
 </file>
 
 <file path=word/styles.xml><?xml version="1.0" encoding="utf-8"?>
